--- a/EndPoints.docx
+++ b/EndPoints.docx
@@ -27,7 +27,7 @@
           <w:sz w:val="24"/>
           <w:szCs w:val="24"/>
         </w:rPr>
-        <w:t xml:space="preserve">Proyecto Peluquería – API REST (Node.js + Express + MySQL). Actualizado el 06/10/2026.</w:t>
+        <w:t xml:space="preserve">Proyecto Peluquería – API REST (Node.js + Express + MySQL). Actualizado el 07/10/2026.</w:t>
       </w:r>
     </w:p>
     <w:p>
@@ -380,7 +380,7 @@
           <w:sz w:val="24"/>
           <w:szCs w:val="24"/>
         </w:rPr>
-        <w:t xml:space="preserve">RF - 25: Admin elimina admin (pendiente)</w:t>
+        <w:t xml:space="preserve">RF - 25: Admin elimina admin</w:t>
       </w:r>
     </w:p>
     <w:p>
@@ -1255,7 +1255,7 @@
                 <w:sz w:val="17"/>
                 <w:szCs w:val="17"/>
               </w:rPr>
-              <w:t xml:space="preserve">200, 400, 401, 500</w:t>
+              <w:t xml:space="preserve">200, 400, 401, 403, 500</w:t>
             </w:r>
           </w:p>
         </w:tc>
@@ -1649,7 +1649,7 @@
                 <w:sz w:val="17"/>
                 <w:szCs w:val="17"/>
               </w:rPr>
-              <w:t xml:space="preserve">200, 400, 401, 500</w:t>
+              <w:t xml:space="preserve">200, 400, 401, 403, 500</w:t>
             </w:r>
           </w:p>
         </w:tc>
@@ -2649,7 +2649,7 @@
                 <w:sz w:val="17"/>
                 <w:szCs w:val="17"/>
               </w:rPr>
-              <w:t xml:space="preserve">200, 404, 500</w:t>
+              <w:t xml:space="preserve">200, 404, 409, 500</w:t>
             </w:r>
           </w:p>
         </w:tc>
@@ -3043,7 +3043,7 @@
                 <w:sz w:val="17"/>
                 <w:szCs w:val="17"/>
               </w:rPr>
-              <w:t xml:space="preserve">200, 400, 404, 500</w:t>
+              <w:t xml:space="preserve">200, 400, 404, 409, 500</w:t>
             </w:r>
           </w:p>
         </w:tc>
@@ -3437,7 +3437,7 @@
                 <w:sz w:val="17"/>
                 <w:szCs w:val="17"/>
               </w:rPr>
-              <w:t xml:space="preserve">200, 400, 404, 500</w:t>
+              <w:t xml:space="preserve">200, 400, 404, 409, 500</w:t>
             </w:r>
           </w:p>
         </w:tc>
@@ -4422,7 +4422,7 @@
                 <w:sz w:val="17"/>
                 <w:szCs w:val="17"/>
               </w:rPr>
-              <w:t xml:space="preserve">201, 400, 500</w:t>
+              <w:t xml:space="preserve">200, 400, 404, 500</w:t>
             </w:r>
           </w:p>
         </w:tc>
@@ -5407,7 +5407,7 @@
                 <w:sz w:val="17"/>
                 <w:szCs w:val="17"/>
               </w:rPr>
-              <w:t xml:space="preserve">200, 400, 404, 500</w:t>
+              <w:t xml:space="preserve">200, 400, 404, 409, 500</w:t>
             </w:r>
           </w:p>
         </w:tc>
@@ -5654,7 +5654,6 @@
               <w:bottom w:val="single" w:color="999999" w:sz="4"/>
               <w:right w:val="single" w:color="999999" w:sz="4"/>
             </w:tcBorders>
-            <w:shd w:fill="FFF2CC" w:color="auto" w:val="clear"/>
             <w:tcMar>
               <w:top w:type="dxa" w:w="50"/>
               <w:left w:type="dxa" w:w="70"/>
@@ -5687,7 +5686,6 @@
               <w:bottom w:val="single" w:color="999999" w:sz="4"/>
               <w:right w:val="single" w:color="999999" w:sz="4"/>
             </w:tcBorders>
-            <w:shd w:fill="FFF2CC" w:color="auto" w:val="clear"/>
             <w:tcMar>
               <w:top w:type="dxa" w:w="50"/>
               <w:left w:type="dxa" w:w="70"/>
@@ -5720,27 +5718,26 @@
               <w:bottom w:val="single" w:color="999999" w:sz="4"/>
               <w:right w:val="single" w:color="999999" w:sz="4"/>
             </w:tcBorders>
-            <w:shd w:fill="FFF2CC" w:color="auto" w:val="clear"/>
-            <w:tcMar>
-              <w:top w:type="dxa" w:w="50"/>
-              <w:left w:type="dxa" w:w="70"/>
-              <w:bottom w:type="dxa" w:w="50"/>
-              <w:right w:type="dxa" w:w="70"/>
-            </w:tcMar>
-          </w:tcPr>
-          <w:p>
-            <w:pPr>
-              <w:spacing w:line="240"/>
-            </w:pPr>
-            <w:r>
-              <w:rPr>
-                <w:rFonts w:ascii="Times New Roman" w:cs="Times New Roman" w:eastAsia="Times New Roman" w:hAnsi="Times New Roman"/>
-                <w:b w:val="false"/>
-                <w:bCs w:val="false"/>
-                <w:sz w:val="17"/>
-                <w:szCs w:val="17"/>
-              </w:rPr>
-              <w:t xml:space="preserve">Sin endpoint todavía</w:t>
+            <w:tcMar>
+              <w:top w:type="dxa" w:w="50"/>
+              <w:left w:type="dxa" w:w="70"/>
+              <w:bottom w:type="dxa" w:w="50"/>
+              <w:right w:type="dxa" w:w="70"/>
+            </w:tcMar>
+          </w:tcPr>
+          <w:p>
+            <w:pPr>
+              <w:spacing w:line="240"/>
+            </w:pPr>
+            <w:r>
+              <w:rPr>
+                <w:rFonts w:ascii="Times New Roman" w:cs="Times New Roman" w:eastAsia="Times New Roman" w:hAnsi="Times New Roman"/>
+                <w:b w:val="false"/>
+                <w:bCs w:val="false"/>
+                <w:sz w:val="17"/>
+                <w:szCs w:val="17"/>
+              </w:rPr>
+              <w:t xml:space="preserve">DELETE /seguridad/admins/:idadmin</w:t>
             </w:r>
           </w:p>
         </w:tc>
@@ -5753,27 +5750,26 @@
               <w:bottom w:val="single" w:color="999999" w:sz="4"/>
               <w:right w:val="single" w:color="999999" w:sz="4"/>
             </w:tcBorders>
-            <w:shd w:fill="FFF2CC" w:color="auto" w:val="clear"/>
-            <w:tcMar>
-              <w:top w:type="dxa" w:w="50"/>
-              <w:left w:type="dxa" w:w="70"/>
-              <w:bottom w:type="dxa" w:w="50"/>
-              <w:right w:type="dxa" w:w="70"/>
-            </w:tcMar>
-          </w:tcPr>
-          <w:p>
-            <w:pPr>
-              <w:spacing w:line="240"/>
-            </w:pPr>
-            <w:r>
-              <w:rPr>
-                <w:rFonts w:ascii="Times New Roman" w:cs="Times New Roman" w:eastAsia="Times New Roman" w:hAnsi="Times New Roman"/>
-                <w:b w:val="false"/>
-                <w:bCs w:val="false"/>
-                <w:sz w:val="17"/>
-                <w:szCs w:val="17"/>
-              </w:rPr>
-              <w:t xml:space="preserve">—</w:t>
+            <w:tcMar>
+              <w:top w:type="dxa" w:w="50"/>
+              <w:left w:type="dxa" w:w="70"/>
+              <w:bottom w:type="dxa" w:w="50"/>
+              <w:right w:type="dxa" w:w="70"/>
+            </w:tcMar>
+          </w:tcPr>
+          <w:p>
+            <w:pPr>
+              <w:spacing w:line="240"/>
+            </w:pPr>
+            <w:r>
+              <w:rPr>
+                <w:rFonts w:ascii="Times New Roman" w:cs="Times New Roman" w:eastAsia="Times New Roman" w:hAnsi="Times New Roman"/>
+                <w:b w:val="false"/>
+                <w:bCs w:val="false"/>
+                <w:sz w:val="17"/>
+                <w:szCs w:val="17"/>
+              </w:rPr>
+              <w:t xml:space="preserve">:idadmin (numérico)</w:t>
             </w:r>
           </w:p>
         </w:tc>
@@ -5786,27 +5782,26 @@
               <w:bottom w:val="single" w:color="999999" w:sz="4"/>
               <w:right w:val="single" w:color="999999" w:sz="4"/>
             </w:tcBorders>
-            <w:shd w:fill="FFF2CC" w:color="auto" w:val="clear"/>
-            <w:tcMar>
-              <w:top w:type="dxa" w:w="50"/>
-              <w:left w:type="dxa" w:w="70"/>
-              <w:bottom w:type="dxa" w:w="50"/>
-              <w:right w:type="dxa" w:w="70"/>
-            </w:tcMar>
-          </w:tcPr>
-          <w:p>
-            <w:pPr>
-              <w:spacing w:line="240"/>
-            </w:pPr>
-            <w:r>
-              <w:rPr>
-                <w:rFonts w:ascii="Times New Roman" w:cs="Times New Roman" w:eastAsia="Times New Roman" w:hAnsi="Times New Roman"/>
-                <w:b w:val="false"/>
-                <w:bCs w:val="false"/>
-                <w:sz w:val="17"/>
-                <w:szCs w:val="17"/>
-              </w:rPr>
-              <w:t xml:space="preserve">—</w:t>
+            <w:tcMar>
+              <w:top w:type="dxa" w:w="50"/>
+              <w:left w:type="dxa" w:w="70"/>
+              <w:bottom w:type="dxa" w:w="50"/>
+              <w:right w:type="dxa" w:w="70"/>
+            </w:tcMar>
+          </w:tcPr>
+          <w:p>
+            <w:pPr>
+              <w:spacing w:line="240"/>
+            </w:pPr>
+            <w:r>
+              <w:rPr>
+                <w:rFonts w:ascii="Times New Roman" w:cs="Times New Roman" w:eastAsia="Times New Roman" w:hAnsi="Times New Roman"/>
+                <w:b w:val="false"/>
+                <w:bCs w:val="false"/>
+                <w:sz w:val="17"/>
+                <w:szCs w:val="17"/>
+              </w:rPr>
+              <w:t xml:space="preserve">200, 400, 403, 404, 409, 500</w:t>
             </w:r>
           </w:p>
         </w:tc>
@@ -5819,27 +5814,26 @@
               <w:bottom w:val="single" w:color="999999" w:sz="4"/>
               <w:right w:val="single" w:color="999999" w:sz="4"/>
             </w:tcBorders>
-            <w:shd w:fill="FFF2CC" w:color="auto" w:val="clear"/>
-            <w:tcMar>
-              <w:top w:type="dxa" w:w="50"/>
-              <w:left w:type="dxa" w:w="70"/>
-              <w:bottom w:type="dxa" w:w="50"/>
-              <w:right w:type="dxa" w:w="70"/>
-            </w:tcMar>
-          </w:tcPr>
-          <w:p>
-            <w:pPr>
-              <w:spacing w:line="240"/>
-            </w:pPr>
-            <w:r>
-              <w:rPr>
-                <w:rFonts w:ascii="Times New Roman" w:cs="Times New Roman" w:eastAsia="Times New Roman" w:hAnsi="Times New Roman"/>
-                <w:b w:val="false"/>
-                <w:bCs w:val="false"/>
-                <w:sz w:val="17"/>
-                <w:szCs w:val="17"/>
-              </w:rPr>
-              <w:t xml:space="preserve">Pendiente</w:t>
+            <w:tcMar>
+              <w:top w:type="dxa" w:w="50"/>
+              <w:left w:type="dxa" w:w="70"/>
+              <w:bottom w:type="dxa" w:w="50"/>
+              <w:right w:type="dxa" w:w="70"/>
+            </w:tcMar>
+          </w:tcPr>
+          <w:p>
+            <w:pPr>
+              <w:spacing w:line="240"/>
+            </w:pPr>
+            <w:r>
+              <w:rPr>
+                <w:rFonts w:ascii="Times New Roman" w:cs="Times New Roman" w:eastAsia="Times New Roman" w:hAnsi="Times New Roman"/>
+                <w:b w:val="false"/>
+                <w:bCs w:val="false"/>
+                <w:sz w:val="17"/>
+                <w:szCs w:val="17"/>
+              </w:rPr>
+              <w:t xml:space="preserve">Implementado</w:t>
             </w:r>
           </w:p>
         </w:tc>
@@ -5896,7 +5890,7 @@
           <w:sz w:val="24"/>
           <w:szCs w:val="24"/>
         </w:rPr>
-        <w:t xml:space="preserve">3. Un trabajador solo puede eliminarse si no tiene horarios registrados; los administradores no se eliminan por la ruta de RF-13.</w:t>
+        <w:t xml:space="preserve">3. Un trabajador solo puede eliminarse si no tiene horarios registrados; los administradores no se eliminan por la ruta de RF-13, sino por la de RF-25.</w:t>
       </w:r>
     </w:p>
     <w:p>
@@ -5909,7 +5903,59 @@
           <w:sz w:val="24"/>
           <w:szCs w:val="24"/>
         </w:rPr>
-        <w:t xml:space="preserve">4. Pendiente: RF-25 (Admin elimina admin), endpoint para crear horarios y citas, y autenticación con token.</w:t>
+        <w:t xml:space="preserve">4. RF-25 solo elimina usuarios con rol admin; exige que quede al menos otro administrador activo y que el administrador no tenga horarios registrados.</w:t>
+      </w:r>
+    </w:p>
+    <w:p>
+      <w:pPr>
+        <w:spacing w:after="0" w:line="360"/>
+      </w:pPr>
+      <w:r>
+        <w:rPr>
+          <w:rFonts w:ascii="Times New Roman" w:cs="Times New Roman" w:eastAsia="Times New Roman" w:hAnsi="Times New Roman"/>
+          <w:sz w:val="24"/>
+          <w:szCs w:val="24"/>
+        </w:rPr>
+        <w:t xml:space="preserve">5. Un cliente (RF-14) o un horario (RF-10 y RF-12) que tenga citas asociadas, activas o canceladas, no se puede eliminar y la API responde 409. Para un cliente se usa la desactivación (RF-19).</w:t>
+      </w:r>
+    </w:p>
+    <w:p>
+      <w:pPr>
+        <w:spacing w:after="0" w:line="360"/>
+      </w:pPr>
+      <w:r>
+        <w:rPr>
+          <w:rFonts w:ascii="Times New Roman" w:cs="Times New Roman" w:eastAsia="Times New Roman" w:hAnsi="Times New Roman"/>
+          <w:sz w:val="24"/>
+          <w:szCs w:val="24"/>
+        </w:rPr>
+        <w:t xml:space="preserve">6. Los inicios de sesión (RF-03, RF-05 y RF-17) rechazan con 403 las cuentas en estado Inactivo.</w:t>
+      </w:r>
+    </w:p>
+    <w:p>
+      <w:pPr>
+        <w:spacing w:after="0" w:line="360"/>
+      </w:pPr>
+      <w:r>
+        <w:rPr>
+          <w:rFonts w:ascii="Times New Roman" w:cs="Times New Roman" w:eastAsia="Times New Roman" w:hAnsi="Times New Roman"/>
+          <w:sz w:val="24"/>
+          <w:szCs w:val="24"/>
+        </w:rPr>
+        <w:t xml:space="preserve">7. RF-23 solo desactiva usuarios con rol admin y responde 409 si se intenta desactivar al único administrador activo.</w:t>
+      </w:r>
+    </w:p>
+    <w:p>
+      <w:pPr>
+        <w:spacing w:after="0" w:line="360"/>
+      </w:pPr>
+      <w:r>
+        <w:rPr>
+          <w:rFonts w:ascii="Times New Roman" w:cs="Times New Roman" w:eastAsia="Times New Roman" w:hAnsi="Times New Roman"/>
+          <w:sz w:val="24"/>
+          <w:szCs w:val="24"/>
+        </w:rPr>
+        <w:t xml:space="preserve">8. Pendiente: endpoints para crear horarios y citas, autenticación con token, control de roles por ruta y conectar el frontend con los tres roles (hoy solo funciona el inicio de sesión de administrador).</w:t>
       </w:r>
     </w:p>
     <w:sectPr>
